--- a/ECRITS_NIYYAH/cure_medisance.docx
+++ b/ECRITS_NIYYAH/cure_medisance.docx
@@ -156,7 +156,7 @@
           <w:sz w:val="22"/>
           <w:szCs w:val="22"/>
         </w:rPr>
-        <w:t xml:space="preserve">Ihyâ' 'Ulûm ad-Dîn, Livre XXIV — Kitâb âfât al-lisân</w:t>
+        <w:t xml:space="preserve">Ihyâ' 'Ulûm ad-Dîn, Livre XXIV — Kitâb âfât al-lisân (rendu libre)</w:t>
       </w:r>
     </w:p>
     <w:p>
@@ -725,7 +725,7 @@
           <w:sz w:val="22"/>
           <w:szCs w:val="22"/>
         </w:rPr>
-        <w:t xml:space="preserve">Ihyâ' 'Ulûm ad-Dîn, Livre XXIV — bawâ'ith al-ghîba</w:t>
+        <w:t xml:space="preserve">Ihyâ' 'Ulûm ad-Dîn, Livre XXIV — bawâ'ith al-ghîba (rendu libre)</w:t>
       </w:r>
     </w:p>
     <w:p>

--- a/ECRITS_NIYYAH/cure_medisance.docx
+++ b/ECRITS_NIYYAH/cure_medisance.docx
@@ -411,7 +411,7 @@
           <w:sz w:val="22"/>
           <w:szCs w:val="22"/>
         </w:rPr>
-        <w:t xml:space="preserve">Source : Tirmidhî 3433 — sahîh (à confirmer)</w:t>
+        <w:t xml:space="preserve">Source : Tirmidhî 3433 — sahîh (al-Albânî)</w:t>
       </w:r>
     </w:p>
     <w:p>

--- a/ECRITS_NIYYAH/cure_medisance.docx
+++ b/ECRITS_NIYYAH/cure_medisance.docx
@@ -968,7 +968,7 @@
           <w:sz w:val="22"/>
           <w:szCs w:val="22"/>
         </w:rPr>
-        <w:t xml:space="preserve">Source : Tirmidhî 3591 — hasan (à confirmer)</w:t>
+        <w:t xml:space="preserve">Source : Tirmidhî 3591 — hasan (Tirmidhî, al-Albânî)</w:t>
       </w:r>
     </w:p>
     <w:p>

--- a/ECRITS_NIYYAH/cure_medisance.docx
+++ b/ECRITS_NIYYAH/cure_medisance.docx
@@ -1454,7 +1454,7 @@
           <w:sz w:val="22"/>
           <w:szCs w:val="22"/>
         </w:rPr>
-        <w:t xml:space="preserve">Source : Abû Dâwûd 1517 ; Tirmidhî 3577 — hasan (à confirmer)</w:t>
+        <w:t xml:space="preserve">Source : Abû Dâwûd 1517 (sahîh, al-Albânî) ; Tirmidhî 3577 (hasan)</w:t>
       </w:r>
     </w:p>
     <w:p>

--- a/ECRITS_NIYYAH/cure_medisance.docx
+++ b/ECRITS_NIYYAH/cure_medisance.docx
@@ -2026,7 +2026,7 @@
           <w:sz w:val="22"/>
           <w:szCs w:val="22"/>
         </w:rPr>
-        <w:t xml:space="preserve">• Si le mot ne passe pas : Khayran aw samtâ.</w:t>
+        <w:t xml:space="preserve">• Si le mot ne passe pas : du bien, ou le silence.</w:t>
       </w:r>
     </w:p>
     <w:p>

--- a/ECRITS_NIYYAH/cure_medisance.docx
+++ b/ECRITS_NIYYAH/cure_medisance.docx
@@ -2250,7 +2250,7 @@
           <w:sz w:val="22"/>
           <w:szCs w:val="22"/>
         </w:rPr>
-        <w:t xml:space="preserve">L'auditeur n'est pas neutre : il est récompensé s'il défend, complice s'il jouit ou suit. Une seule phrase de défense protège ton propre visage du Feu. Grade hasan — à confirmer.</w:t>
+        <w:t xml:space="preserve">L'auditeur n'est pas neutre : il est récompensé s'il défend, complice s'il jouit ou suit. Une seule phrase de défense protège ton propre visage du Feu. Hasan (Tirmidhî), authentifié sahîh par al-Albânî.</w:t>
       </w:r>
     </w:p>
     <w:p>

--- a/ECRITS_NIYYAH/cure_medisance.docx
+++ b/ECRITS_NIYYAH/cure_medisance.docx
@@ -2807,7 +2807,7 @@
           <w:sz w:val="22"/>
           <w:szCs w:val="22"/>
         </w:rPr>
-        <w:t xml:space="preserve">La tawba/kaffâra de la ghîba — deux avis (Nawawî/Ghazâlî : demander pardon si ça l'a atteint ; Ibn Taymiyya : sinon, du'â + éloge sans informer). À valider à l'imam.</w:t>
+        <w:t xml:space="preserve">La tawba/kaffâra de la ghîba — deux avis (Nawawî/Ghazâlî : demander pardon si ça l'a atteint ; Ibn Taymiyya : sinon, du'â + éloge sans informer).</w:t>
       </w:r>
     </w:p>
     <w:p>

--- a/ECRITS_NIYYAH/cure_medisance.docx
+++ b/ECRITS_NIYYAH/cure_medisance.docx
@@ -168,7 +168,7 @@
           <w:sz w:val="22"/>
           <w:szCs w:val="22"/>
         </w:rPr>
-        <w:t xml:space="preserve">Ghazâlî consacre tout le Livre XXIV aux vingt fléaux de la langue, du plus discret (parler de ce qui ne nous regarde pas) au plus grave (médisance, colportage). L'idée « la récolte des langues » reprend un hadith (Tirmidhî 2616, hasan sahîh) — à confirmer.</w:t>
+        <w:t xml:space="preserve">Ghazâlî consacre tout le Livre XXIV aux vingt fléaux de la langue, du plus discret (parler de ce qui ne nous regarde pas) au plus grave (médisance, colportage). L'idée « la récolte des langues » reprend un hadith (Tirmidhî 2616, hasan sahîh).</w:t>
       </w:r>
     </w:p>
     <w:p>
